--- a/2410311308_龚治榕_实验01云端数据接口与可复现环境.docx
+++ b/2410311308_龚治榕_实验01云端数据接口与可复现环境.docx
@@ -2078,20 +2078,280 @@
           <w:b w:val="0"/>
           <w:sz w:val="21"/>
         </w:rPr>
-        <w:t>3. 运行对象存储往返实验</w:t>
-      </w:r>
-    </w:p>
-    <w:p>
-      <w:pPr>
-        <w:spacing w:before="0" w:after="0"/>
-      </w:pPr>
-      <w:r>
-        <w:rPr>
-          <w:rFonts w:ascii="宋体" w:hAnsi="宋体" w:eastAsia="宋体"/>
-          <w:b w:val="0"/>
-          <w:sz w:val="21"/>
-        </w:rPr>
-        <w:t>3.1 运行主实验</w:t>
+        <w:t>3. 运行前的哈希预测</w:t>
+      </w:r>
+    </w:p>
+    <w:p>
+      <w:pPr>
+        <w:spacing w:before="0" w:after="0"/>
+      </w:pPr>
+      <w:r>
+        <w:rPr>
+          <w:rFonts w:ascii="宋体" w:hAnsi="宋体" w:eastAsia="宋体"/>
+          <w:b w:val="0"/>
+          <w:sz w:val="21"/>
+        </w:rPr>
+        <w:t>3.1 核心预测</w:t>
+      </w:r>
+    </w:p>
+    <w:p>
+      <w:pPr>
+        <w:spacing w:before="0" w:after="0"/>
+      </w:pPr>
+      <w:r>
+        <w:rPr>
+          <w:rFonts w:ascii="宋体" w:hAnsi="宋体" w:eastAsia="宋体"/>
+          <w:b w:val="0"/>
+          <w:sz w:val="21"/>
+        </w:rPr>
+        <w:t>手册要求先写出预测，再运行验证。我的预测是：同一份字节内容上传到两个不同的对象键，内容哈希不会改变；而只要改动 JSON 里的一个数字，哈希就会改变。</w:t>
+      </w:r>
+    </w:p>
+    <w:p>
+      <w:pPr>
+        <w:spacing w:before="0" w:after="0"/>
+      </w:pPr>
+      <w:r>
+        <w:rPr>
+          <w:rFonts w:ascii="宋体" w:hAnsi="宋体" w:eastAsia="宋体"/>
+          <w:b w:val="0"/>
+          <w:sz w:val="21"/>
+        </w:rPr>
+        <w:t>预测理由是：SHA-256 的计算输入只有对象 Body 的字节序列。桶名、对象键和 endpoint 属于 HTTP 请求的主机与路径部分，只用于定位对象，不进入摘要计算；服务端在下载时也不会对内容重新编码。因此只要字节相同，摘要必然相同，与它放在哪个键下无关；反过来，只要字节里有一个数字变了，哪怕只差一个字符，摘要也会雪崩式地完全不同。</w:t>
+      </w:r>
+    </w:p>
+    <w:p>
+      <w:pPr>
+        <w:spacing w:before="0" w:after="0"/>
+      </w:pPr>
+      <w:r>
+        <w:rPr>
+          <w:rFonts w:ascii="宋体" w:hAnsi="宋体" w:eastAsia="宋体"/>
+          <w:b w:val="0"/>
+          <w:sz w:val="21"/>
+        </w:rPr>
+        <w:t>3.2 三项对照的预测与实测</w:t>
+      </w:r>
+    </w:p>
+    <w:p>
+      <w:pPr>
+        <w:spacing w:before="0" w:after="0"/>
+      </w:pPr>
+      <w:r>
+        <w:rPr>
+          <w:rFonts w:ascii="宋体" w:hAnsi="宋体" w:eastAsia="宋体"/>
+          <w:b w:val="0"/>
+          <w:sz w:val="21"/>
+        </w:rPr>
+        <w:t>除第一项必做预测外，另做两项对照。三项的运行前预测与实测结果如下：</w:t>
+      </w:r>
+    </w:p>
+    <w:p>
+      <w:pPr>
+        <w:spacing w:before="0" w:after="0"/>
+      </w:pPr>
+      <w:r>
+        <w:rPr>
+          <w:rFonts w:ascii="宋体" w:hAnsi="宋体" w:eastAsia="宋体"/>
+          <w:b w:val="0"/>
+          <w:sz w:val="21"/>
+        </w:rPr>
+        <w:t>相同字节上传到两个不同对象键：预测哈希不变，实测两键均为 23c0b20c…f0e8，与预测一致。</w:t>
+      </w:r>
+    </w:p>
+    <w:p>
+      <w:pPr>
+        <w:spacing w:before="0" w:after="0"/>
+      </w:pPr>
+      <w:r>
+        <w:rPr>
+          <w:rFonts w:ascii="宋体" w:hAnsi="宋体" w:eastAsia="宋体"/>
+          <w:b w:val="0"/>
+          <w:sz w:val="21"/>
+        </w:rPr>
+        <w:t>只改变 JSON 缩进，数据值不变：预测哈希改变，实测23c0b20c…f0e8 变为 de27ead6…a195，解析后数据值相等，与预测一致。</w:t>
+      </w:r>
+    </w:p>
+    <w:p>
+      <w:pPr>
+        <w:spacing w:before="0" w:after="0"/>
+      </w:pPr>
+      <w:r>
+        <w:rPr>
+          <w:rFonts w:ascii="宋体" w:hAnsi="宋体" w:eastAsia="宋体"/>
+          <w:b w:val="0"/>
+          <w:sz w:val="21"/>
+        </w:rPr>
+        <w:t>将 JSON 中一个数字改为另一个数字：预测哈希改变，实测23c0b20c…f0e8 变为 5657a58e…d3f6，与预测一致。</w:t>
+      </w:r>
+    </w:p>
+    <w:p>
+      <w:pPr>
+        <w:spacing w:before="0" w:after="0"/>
+      </w:pPr>
+      <w:r>
+        <w:rPr>
+          <w:rFonts w:ascii="宋体" w:hAnsi="宋体" w:eastAsia="宋体"/>
+          <w:b w:val="0"/>
+          <w:sz w:val="21"/>
+        </w:rPr>
+        <w:t>第二项最值得注意：只调整缩进后两个文件的 JSON 语义完全相同，解析出来的字典相等，但字节和摘要都变了。这说明字节一致性与语义一致性是两个不同层面的检查；反过来，摘要一致也不能证明事件含义正确，一条 input_tokens 为 -1 的记录，摘要同样可以稳定一致。</w:t>
+      </w:r>
+    </w:p>
+    <w:p>
+      <w:pPr>
+        <w:spacing w:before="0" w:after="0"/>
+      </w:pPr>
+      <w:r>
+        <w:rPr>
+          <w:rFonts w:ascii="宋体" w:hAnsi="宋体" w:eastAsia="宋体"/>
+          <w:b w:val="0"/>
+          <w:sz w:val="21"/>
+        </w:rPr>
+        <w:t>3.3 云 API 模拟的能力边界</w:t>
+      </w:r>
+    </w:p>
+    <w:p>
+      <w:pPr>
+        <w:spacing w:before="0" w:after="0"/>
+      </w:pPr>
+      <w:r>
+        <w:rPr>
+          <w:rFonts w:ascii="宋体" w:hAnsi="宋体" w:eastAsia="宋体"/>
+          <w:b w:val="0"/>
+          <w:sz w:val="21"/>
+        </w:rPr>
+        <w:t>本章使用的是 Moto 在本机启动的模拟服务，不是真实云存储。为避免夸大结论，逐项说明如下。</w:t>
+      </w:r>
+    </w:p>
+    <w:p>
+      <w:pPr>
+        <w:spacing w:before="0" w:after="0"/>
+      </w:pPr>
+      <w:r>
+        <w:rPr>
+          <w:rFonts w:ascii="宋体" w:hAnsi="宋体" w:eastAsia="宋体"/>
+          <w:b w:val="0"/>
+          <w:sz w:val="21"/>
+        </w:rPr>
+        <w:t>本地 HTTP 请求真实发出：本实验验证，依据是访问日志出现 PUT、HEAD、GET 请求。</w:t>
+      </w:r>
+    </w:p>
+    <w:p>
+      <w:pPr>
+        <w:spacing w:before="0" w:after="0"/>
+      </w:pPr>
+      <w:r>
+        <w:rPr>
+          <w:rFonts w:ascii="宋体" w:hAnsi="宋体" w:eastAsia="宋体"/>
+          <w:b w:val="0"/>
+          <w:sz w:val="21"/>
+        </w:rPr>
+        <w:t>S3 接口语义：本实验验证，依据是建桶、开启版本、两次 put_object、download_file 均返回 200。</w:t>
+      </w:r>
+    </w:p>
+    <w:p>
+      <w:pPr>
+        <w:spacing w:before="0" w:after="0"/>
+      </w:pPr>
+      <w:r>
+        <w:rPr>
+          <w:rFonts w:ascii="宋体" w:hAnsi="宋体" w:eastAsia="宋体"/>
+          <w:b w:val="0"/>
+          <w:sz w:val="21"/>
+        </w:rPr>
+        <w:t>字节层面内容一致：本实验验证，依据是源文件与下载副本 SHA-256 相同。</w:t>
+      </w:r>
+    </w:p>
+    <w:p>
+      <w:pPr>
+        <w:spacing w:before="0" w:after="0"/>
+      </w:pPr>
+      <w:r>
+        <w:rPr>
+          <w:rFonts w:ascii="宋体" w:hAnsi="宋体" w:eastAsia="宋体"/>
+          <w:b w:val="0"/>
+          <w:sz w:val="21"/>
+        </w:rPr>
+        <w:t>事件业务合法：本实验未验证，依据是原始数据仍含 2 条不合法事件，本章不处理。</w:t>
+      </w:r>
+    </w:p>
+    <w:p>
+      <w:pPr>
+        <w:spacing w:before="0" w:after="0"/>
+      </w:pPr>
+      <w:r>
+        <w:rPr>
+          <w:rFonts w:ascii="宋体" w:hAnsi="宋体" w:eastAsia="宋体"/>
+          <w:b w:val="0"/>
+          <w:sz w:val="21"/>
+        </w:rPr>
+        <w:t>云存储耐久性：本实验未验证，依据是服务为内存模拟，进程退出后对象消失。</w:t>
+      </w:r>
+    </w:p>
+    <w:p>
+      <w:pPr>
+        <w:spacing w:before="0" w:after="0"/>
+      </w:pPr>
+      <w:r>
+        <w:rPr>
+          <w:rFonts w:ascii="宋体" w:hAnsi="宋体" w:eastAsia="宋体"/>
+          <w:b w:val="0"/>
+          <w:sz w:val="21"/>
+        </w:rPr>
+        <w:t>跨机容灾：本实验未验证，依据是仅单机回环地址，无副本与故障切换。</w:t>
+      </w:r>
+    </w:p>
+    <w:p>
+      <w:pPr>
+        <w:spacing w:before="0" w:after="0"/>
+      </w:pPr>
+      <w:r>
+        <w:rPr>
+          <w:rFonts w:ascii="宋体" w:hAnsi="宋体" w:eastAsia="宋体"/>
+          <w:b w:val="0"/>
+          <w:sz w:val="21"/>
+        </w:rPr>
+        <w:t>真实访问控制 / IAM：本实验未验证，依据是测试凭据 testing 仅用于本机模拟，无真实权限。</w:t>
+      </w:r>
+    </w:p>
+    <w:p>
+      <w:pPr>
+        <w:spacing w:before="0" w:after="0"/>
+      </w:pPr>
+      <w:r>
+        <w:rPr>
+          <w:rFonts w:ascii="宋体" w:hAnsi="宋体" w:eastAsia="宋体"/>
+          <w:b w:val="0"/>
+          <w:sz w:val="21"/>
+        </w:rPr>
+        <w:t>未验证的四项并不等于实验失败，而是本章的观察范围本就不包括它们。因此本章完成的是“本地云 API 模拟与数据往返校验”，不能表述为“完成了云部署”。</w:t>
+      </w:r>
+    </w:p>
+    <w:p>
+      <w:pPr>
+        <w:spacing w:before="0" w:after="0"/>
+      </w:pPr>
+      <w:r>
+        <w:rPr>
+          <w:rFonts w:ascii="宋体" w:hAnsi="宋体" w:eastAsia="宋体"/>
+          <w:b w:val="0"/>
+          <w:sz w:val="21"/>
+        </w:rPr>
+        <w:t>4. 运行对象存储往返实验</w:t>
+      </w:r>
+    </w:p>
+    <w:p>
+      <w:pPr>
+        <w:spacing w:before="0" w:after="0"/>
+      </w:pPr>
+      <w:r>
+        <w:rPr>
+          <w:rFonts w:ascii="宋体" w:hAnsi="宋体" w:eastAsia="宋体"/>
+          <w:b w:val="0"/>
+          <w:sz w:val="21"/>
+        </w:rPr>
+        <w:t>4.1 运行主实验</w:t>
       </w:r>
     </w:p>
     <w:p>
@@ -2172,7 +2432,7 @@
           <w:b w:val="0"/>
           <w:sz w:val="21"/>
         </w:rPr>
-        <w:t>3.2 阅读核心代码的调用顺序</w:t>
+        <w:t>4.2 阅读核心代码的调用顺序</w:t>
       </w:r>
     </w:p>
     <w:p>
@@ -2198,7 +2458,7 @@
           <w:b w:val="0"/>
           <w:sz w:val="21"/>
         </w:rPr>
-        <w:t>3.3 独立复算哈希</w:t>
+        <w:t>4.3 独立复算哈希</w:t>
       </w:r>
     </w:p>
     <w:p>
@@ -2279,20 +2539,20 @@
           <w:b w:val="0"/>
           <w:sz w:val="21"/>
         </w:rPr>
-        <w:t>4. 个人修改：对象键规则与 payload 对照</w:t>
-      </w:r>
-    </w:p>
-    <w:p>
-      <w:pPr>
-        <w:spacing w:before="0" w:after="0"/>
-      </w:pPr>
-      <w:r>
-        <w:rPr>
-          <w:rFonts w:ascii="宋体" w:hAnsi="宋体" w:eastAsia="宋体"/>
-          <w:b w:val="0"/>
-          <w:sz w:val="21"/>
-        </w:rPr>
-        <w:t>4.1 保存修改前基线</w:t>
+        <w:t>5. 个人修改：对象键规则与 payload 对照</w:t>
+      </w:r>
+    </w:p>
+    <w:p>
+      <w:pPr>
+        <w:spacing w:before="0" w:after="0"/>
+      </w:pPr>
+      <w:r>
+        <w:rPr>
+          <w:rFonts w:ascii="宋体" w:hAnsi="宋体" w:eastAsia="宋体"/>
+          <w:b w:val="0"/>
+          <w:sz w:val="21"/>
+        </w:rPr>
+        <w:t>5.1 保存修改前基线</w:t>
       </w:r>
     </w:p>
     <w:p>
@@ -2428,7 +2688,7 @@
           <w:b w:val="0"/>
           <w:sz w:val="21"/>
         </w:rPr>
-        <w:t>4.2 修改 make_key() 为含本人学号的前缀</w:t>
+        <w:t>5.2 修改 make_key() 为含本人学号的前缀</w:t>
       </w:r>
     </w:p>
     <w:p>
@@ -2590,7 +2850,7 @@
           <w:b w:val="0"/>
           <w:sz w:val="21"/>
         </w:rPr>
-        <w:t>4.3 修改 payload 的一个数值</w:t>
+        <w:t>5.3 修改 payload 的一个数值</w:t>
       </w:r>
     </w:p>
     <w:p>
@@ -2726,7 +2986,7 @@
           <w:b w:val="0"/>
           <w:sz w:val="21"/>
         </w:rPr>
-        <w:t>4.4 生成并核对代码差异</w:t>
+        <w:t>5.4 生成并核对代码差异</w:t>
       </w:r>
     </w:p>
     <w:p>
@@ -2807,20 +3067,20 @@
           <w:b w:val="0"/>
           <w:sz w:val="21"/>
         </w:rPr>
-        <w:t>5. 故障注入与恢复</w:t>
-      </w:r>
-    </w:p>
-    <w:p>
-      <w:pPr>
-        <w:spacing w:before="0" w:after="0"/>
-      </w:pPr>
-      <w:r>
-        <w:rPr>
-          <w:rFonts w:ascii="宋体" w:hAnsi="宋体" w:eastAsia="宋体"/>
-          <w:b w:val="0"/>
-          <w:sz w:val="21"/>
-        </w:rPr>
-        <w:t>5.1 指向无效 endpoint</w:t>
+        <w:t>6. 故障注入与恢复</w:t>
+      </w:r>
+    </w:p>
+    <w:p>
+      <w:pPr>
+        <w:spacing w:before="0" w:after="0"/>
+      </w:pPr>
+      <w:r>
+        <w:rPr>
+          <w:rFonts w:ascii="宋体" w:hAnsi="宋体" w:eastAsia="宋体"/>
+          <w:b w:val="0"/>
+          <w:sz w:val="21"/>
+        </w:rPr>
+        <w:t>6.1 指向无效 endpoint</w:t>
       </w:r>
     </w:p>
     <w:p>
@@ -2956,7 +3216,7 @@
           <w:b w:val="0"/>
           <w:sz w:val="21"/>
         </w:rPr>
-        <w:t>5.2 恢复默认临时服务路径</w:t>
+        <w:t>6.2 恢复默认临时服务路径</w:t>
       </w:r>
     </w:p>
     <w:p>
@@ -3092,7 +3352,7 @@
           <w:b w:val="0"/>
           <w:sz w:val="21"/>
         </w:rPr>
-        <w:t>6. 完成检查与下一章交接</w:t>
+        <w:t>7. 完成检查与下一章交接</w:t>
       </w:r>
     </w:p>
     <w:p>

--- a/2410311308_龚治榕_实验01云端数据接口与可复现环境.docx
+++ b/2410311308_龚治榕_实验01云端数据接口与可复现环境.docx
@@ -1321,7 +1321,8 @@
         <w:r>
           <w:rPr>
             <w:rFonts w:ascii="宋体" w:hAnsi="宋体" w:eastAsia="宋体"/>
-            <w:b w:val="0"/>
+            <w:b/>
+            <w:color w:val="FF0000"/>
             <w:sz w:val="21"/>
           </w:rPr>
           <w:t>代码、截图与运行证据仓库：https://github.com/yiyun2026/bdp-coursework</w:t>
@@ -3641,7 +3642,21 @@
           <w:b w:val="0"/>
           <w:sz w:val="21"/>
         </w:rPr>
-        <w:t>本次提交共 11 次真实运行的证据，均带学号 2410311308 与实验号 01，JSON 与同名 HTML 成对保存，可在证据仓库 https://github.com/yiyun2026/bdp-coursework 的 lab01/evidence 下查看：</w:t>
+        <w:t>本次提交共 11 次真实运行的证据，均带学号 2410311308 与实验号 01，JSON 与同名 HTML 成对保存，可在证据仓库查看：</w:t>
+      </w:r>
+    </w:p>
+    <w:p>
+      <w:pPr>
+        <w:spacing w:before="0" w:after="0"/>
+      </w:pPr>
+      <w:r>
+        <w:rPr>
+          <w:rFonts w:ascii="宋体" w:hAnsi="宋体" w:eastAsia="宋体"/>
+          <w:b/>
+          <w:color w:val="FF0000"/>
+          <w:sz w:val="21"/>
+        </w:rPr>
+        <w:t>https://github.com/yiyun2026/bdp-coursework/lab01/evidence</w:t>
       </w:r>
     </w:p>
     <w:p>

--- a/2410311308_龚治榕_实验01云端数据接口与可复现环境.docx
+++ b/2410311308_龚治榕_实验01云端数据接口与可复现环境.docx
@@ -1325,7 +1325,7 @@
             <w:color w:val="FF0000"/>
             <w:sz w:val="21"/>
           </w:rPr>
-          <w:t>代码、截图与运行证据仓库：https://github.com/yiyun2026/bdp-coursework</w:t>
+          <w:t>代码、截图与运行证据仓库：https://github.com/yiyun2026/bdp-coursework（点击可跳转）</w:t>
         </w:r>
       </w:hyperlink>
     </w:p>

--- a/2410311308_龚治榕_实验01云端数据接口与可复现环境.docx
+++ b/2410311308_龚治榕_实验01云端数据接口与可复现环境.docx
@@ -1488,13 +1488,15 @@
     </w:p>
     <w:p>
       <w:pPr>
-        <w:spacing w:before="60" w:after="20"/>
+        <w:keepNext/>
+        <w:keepLines/>
+        <w:spacing w:before="40" w:after="0" w:line="240" w:lineRule="auto"/>
         <w:jc w:val="center"/>
       </w:pPr>
       <w:r>
         <w:drawing>
           <wp:inline xmlns:a="http://schemas.openxmlformats.org/drawingml/2006/main" xmlns:pic="http://schemas.openxmlformats.org/drawingml/2006/picture">
-            <wp:extent cx="5400000" cy="4724082"/>
+            <wp:extent cx="3600000" cy="3149388"/>
             <wp:docPr id="1260220703" name="Picture 1260220703"/>
             <wp:cNvGraphicFramePr>
               <a:graphicFrameLocks noChangeAspect="1"/>
@@ -1515,7 +1517,7 @@
                   <pic:spPr>
                     <a:xfrm>
                       <a:off x="0" y="0"/>
-                      <a:ext cx="5400000" cy="4724082"/>
+                      <a:ext cx="3600000" cy="3149388"/>
                     </a:xfrm>
                     <a:prstGeom prst="rect"/>
                   </pic:spPr>
@@ -1528,7 +1530,8 @@
     </w:p>
     <w:p>
       <w:pPr>
-        <w:spacing w:before="0" w:after="100"/>
+        <w:keepLines/>
+        <w:spacing w:before="0" w:after="120" w:line="240" w:lineRule="auto"/>
         <w:jc w:val="center"/>
       </w:pPr>
       <w:r>
@@ -1569,13 +1572,15 @@
     </w:p>
     <w:p>
       <w:pPr>
-        <w:spacing w:before="60" w:after="20"/>
+        <w:keepNext/>
+        <w:keepLines/>
+        <w:spacing w:before="40" w:after="0" w:line="240" w:lineRule="auto"/>
         <w:jc w:val="center"/>
       </w:pPr>
       <w:r>
         <w:drawing>
           <wp:inline xmlns:a="http://schemas.openxmlformats.org/drawingml/2006/main" xmlns:pic="http://schemas.openxmlformats.org/drawingml/2006/picture">
-            <wp:extent cx="5400000" cy="3448475"/>
+            <wp:extent cx="3600000" cy="2298983"/>
             <wp:docPr id="1260220704" name="Picture 1260220704"/>
             <wp:cNvGraphicFramePr>
               <a:graphicFrameLocks noChangeAspect="1"/>
@@ -1596,7 +1601,7 @@
                   <pic:spPr>
                     <a:xfrm>
                       <a:off x="0" y="0"/>
-                      <a:ext cx="5400000" cy="3448475"/>
+                      <a:ext cx="3600000" cy="2298983"/>
                     </a:xfrm>
                     <a:prstGeom prst="rect"/>
                   </pic:spPr>
@@ -1609,7 +1614,8 @@
     </w:p>
     <w:p>
       <w:pPr>
-        <w:spacing w:before="0" w:after="100"/>
+        <w:keepLines/>
+        <w:spacing w:before="0" w:after="120" w:line="240" w:lineRule="auto"/>
         <w:jc w:val="center"/>
       </w:pPr>
       <w:r>
@@ -1650,13 +1656,15 @@
     </w:p>
     <w:p>
       <w:pPr>
-        <w:spacing w:before="60" w:after="20"/>
+        <w:keepNext/>
+        <w:keepLines/>
+        <w:spacing w:before="40" w:after="0" w:line="240" w:lineRule="auto"/>
         <w:jc w:val="center"/>
       </w:pPr>
       <w:r>
         <w:drawing>
           <wp:inline xmlns:a="http://schemas.openxmlformats.org/drawingml/2006/main" xmlns:pic="http://schemas.openxmlformats.org/drawingml/2006/picture">
-            <wp:extent cx="5400000" cy="4776923"/>
+            <wp:extent cx="3600000" cy="3184615"/>
             <wp:docPr id="1260220705" name="Picture 1260220705"/>
             <wp:cNvGraphicFramePr>
               <a:graphicFrameLocks noChangeAspect="1"/>
@@ -1677,7 +1685,7 @@
                   <pic:spPr>
                     <a:xfrm>
                       <a:off x="0" y="0"/>
-                      <a:ext cx="5400000" cy="4776923"/>
+                      <a:ext cx="3600000" cy="3184615"/>
                     </a:xfrm>
                     <a:prstGeom prst="rect"/>
                   </pic:spPr>
@@ -1690,7 +1698,8 @@
     </w:p>
     <w:p>
       <w:pPr>
-        <w:spacing w:before="0" w:after="100"/>
+        <w:keepLines/>
+        <w:spacing w:before="0" w:after="120" w:line="240" w:lineRule="auto"/>
         <w:jc w:val="center"/>
       </w:pPr>
       <w:r>
@@ -1705,13 +1714,15 @@
     </w:p>
     <w:p>
       <w:pPr>
-        <w:spacing w:before="60" w:after="20"/>
+        <w:keepNext/>
+        <w:keepLines/>
+        <w:spacing w:before="40" w:after="0" w:line="240" w:lineRule="auto"/>
         <w:jc w:val="center"/>
       </w:pPr>
       <w:r>
         <w:drawing>
           <wp:inline xmlns:a="http://schemas.openxmlformats.org/drawingml/2006/main" xmlns:pic="http://schemas.openxmlformats.org/drawingml/2006/picture">
-            <wp:extent cx="5400000" cy="3342034"/>
+            <wp:extent cx="3600000" cy="2228022"/>
             <wp:docPr id="1260220706" name="Picture 1260220706"/>
             <wp:cNvGraphicFramePr>
               <a:graphicFrameLocks noChangeAspect="1"/>
@@ -1732,7 +1743,7 @@
                   <pic:spPr>
                     <a:xfrm>
                       <a:off x="0" y="0"/>
-                      <a:ext cx="5400000" cy="3342034"/>
+                      <a:ext cx="3600000" cy="2228022"/>
                     </a:xfrm>
                     <a:prstGeom prst="rect"/>
                   </pic:spPr>
@@ -1745,7 +1756,8 @@
     </w:p>
     <w:p>
       <w:pPr>
-        <w:spacing w:before="0" w:after="100"/>
+        <w:keepLines/>
+        <w:spacing w:before="0" w:after="120" w:line="240" w:lineRule="auto"/>
         <w:jc w:val="center"/>
       </w:pPr>
       <w:r>
@@ -1760,13 +1772,15 @@
     </w:p>
     <w:p>
       <w:pPr>
-        <w:spacing w:before="60" w:after="20"/>
+        <w:keepNext/>
+        <w:keepLines/>
+        <w:spacing w:before="40" w:after="0" w:line="240" w:lineRule="auto"/>
         <w:jc w:val="center"/>
       </w:pPr>
       <w:r>
         <w:drawing>
           <wp:inline xmlns:a="http://schemas.openxmlformats.org/drawingml/2006/main" xmlns:pic="http://schemas.openxmlformats.org/drawingml/2006/picture">
-            <wp:extent cx="5400000" cy="3919691"/>
+            <wp:extent cx="3600000" cy="2613127"/>
             <wp:docPr id="1260220707" name="Picture 1260220707"/>
             <wp:cNvGraphicFramePr>
               <a:graphicFrameLocks noChangeAspect="1"/>
@@ -1787,7 +1801,7 @@
                   <pic:spPr>
                     <a:xfrm>
                       <a:off x="0" y="0"/>
-                      <a:ext cx="5400000" cy="3919691"/>
+                      <a:ext cx="3600000" cy="2613127"/>
                     </a:xfrm>
                     <a:prstGeom prst="rect"/>
                   </pic:spPr>
@@ -1800,7 +1814,8 @@
     </w:p>
     <w:p>
       <w:pPr>
-        <w:spacing w:before="0" w:after="100"/>
+        <w:keepLines/>
+        <w:spacing w:before="0" w:after="120" w:line="240" w:lineRule="auto"/>
         <w:jc w:val="center"/>
       </w:pPr>
       <w:r>
@@ -1854,13 +1869,15 @@
     </w:p>
     <w:p>
       <w:pPr>
-        <w:spacing w:before="60" w:after="20"/>
+        <w:keepNext/>
+        <w:keepLines/>
+        <w:spacing w:before="40" w:after="0" w:line="240" w:lineRule="auto"/>
         <w:jc w:val="center"/>
       </w:pPr>
       <w:r>
         <w:drawing>
           <wp:inline xmlns:a="http://schemas.openxmlformats.org/drawingml/2006/main" xmlns:pic="http://schemas.openxmlformats.org/drawingml/2006/picture">
-            <wp:extent cx="5400000" cy="3540603"/>
+            <wp:extent cx="3600000" cy="2360402"/>
             <wp:docPr id="1260220708" name="Picture 1260220708"/>
             <wp:cNvGraphicFramePr>
               <a:graphicFrameLocks noChangeAspect="1"/>
@@ -1881,7 +1898,7 @@
                   <pic:spPr>
                     <a:xfrm>
                       <a:off x="0" y="0"/>
-                      <a:ext cx="5400000" cy="3540603"/>
+                      <a:ext cx="3600000" cy="2360402"/>
                     </a:xfrm>
                     <a:prstGeom prst="rect"/>
                   </pic:spPr>
@@ -1894,7 +1911,8 @@
     </w:p>
     <w:p>
       <w:pPr>
-        <w:spacing w:before="0" w:after="100"/>
+        <w:keepLines/>
+        <w:spacing w:before="0" w:after="120" w:line="240" w:lineRule="auto"/>
         <w:jc w:val="center"/>
       </w:pPr>
       <w:r>
@@ -1935,13 +1953,15 @@
     </w:p>
     <w:p>
       <w:pPr>
-        <w:spacing w:before="60" w:after="20"/>
+        <w:keepNext/>
+        <w:keepLines/>
+        <w:spacing w:before="40" w:after="0" w:line="240" w:lineRule="auto"/>
         <w:jc w:val="center"/>
       </w:pPr>
       <w:r>
         <w:drawing>
           <wp:inline xmlns:a="http://schemas.openxmlformats.org/drawingml/2006/main" xmlns:pic="http://schemas.openxmlformats.org/drawingml/2006/picture">
-            <wp:extent cx="5400000" cy="2831519"/>
+            <wp:extent cx="3600000" cy="1887679"/>
             <wp:docPr id="1260220709" name="Picture 1260220709"/>
             <wp:cNvGraphicFramePr>
               <a:graphicFrameLocks noChangeAspect="1"/>
@@ -1962,7 +1982,7 @@
                   <pic:spPr>
                     <a:xfrm>
                       <a:off x="0" y="0"/>
-                      <a:ext cx="5400000" cy="2831519"/>
+                      <a:ext cx="3600000" cy="1887679"/>
                     </a:xfrm>
                     <a:prstGeom prst="rect"/>
                   </pic:spPr>
@@ -1975,7 +1995,8 @@
     </w:p>
     <w:p>
       <w:pPr>
-        <w:spacing w:before="0" w:after="100"/>
+        <w:keepLines/>
+        <w:spacing w:before="0" w:after="120" w:line="240" w:lineRule="auto"/>
         <w:jc w:val="center"/>
       </w:pPr>
       <w:r>
@@ -1990,13 +2011,15 @@
     </w:p>
     <w:p>
       <w:pPr>
-        <w:spacing w:before="60" w:after="20"/>
+        <w:keepNext/>
+        <w:keepLines/>
+        <w:spacing w:before="40" w:after="0" w:line="240" w:lineRule="auto"/>
         <w:jc w:val="center"/>
       </w:pPr>
       <w:r>
         <w:drawing>
           <wp:inline xmlns:a="http://schemas.openxmlformats.org/drawingml/2006/main" xmlns:pic="http://schemas.openxmlformats.org/drawingml/2006/picture">
-            <wp:extent cx="5400000" cy="3133545"/>
+            <wp:extent cx="3600000" cy="2089030"/>
             <wp:docPr id="1260220710" name="Picture 1260220710"/>
             <wp:cNvGraphicFramePr>
               <a:graphicFrameLocks noChangeAspect="1"/>
@@ -2017,7 +2040,7 @@
                   <pic:spPr>
                     <a:xfrm>
                       <a:off x="0" y="0"/>
-                      <a:ext cx="5400000" cy="3133545"/>
+                      <a:ext cx="3600000" cy="2089030"/>
                     </a:xfrm>
                     <a:prstGeom prst="rect"/>
                   </pic:spPr>
@@ -2030,7 +2053,8 @@
     </w:p>
     <w:p>
       <w:pPr>
-        <w:spacing w:before="0" w:after="100"/>
+        <w:keepLines/>
+        <w:spacing w:before="0" w:after="120" w:line="240" w:lineRule="auto"/>
         <w:jc w:val="center"/>
       </w:pPr>
       <w:r>
@@ -2370,13 +2394,15 @@
     </w:p>
     <w:p>
       <w:pPr>
-        <w:spacing w:before="60" w:after="20"/>
+        <w:keepNext/>
+        <w:keepLines/>
+        <w:spacing w:before="40" w:after="0" w:line="240" w:lineRule="auto"/>
         <w:jc w:val="center"/>
       </w:pPr>
       <w:r>
         <w:drawing>
           <wp:inline xmlns:a="http://schemas.openxmlformats.org/drawingml/2006/main" xmlns:pic="http://schemas.openxmlformats.org/drawingml/2006/picture">
-            <wp:extent cx="5400000" cy="5469231"/>
+            <wp:extent cx="3600000" cy="3646154"/>
             <wp:docPr id="1260220711" name="Picture 1260220711"/>
             <wp:cNvGraphicFramePr>
               <a:graphicFrameLocks noChangeAspect="1"/>
@@ -2397,7 +2423,7 @@
                   <pic:spPr>
                     <a:xfrm>
                       <a:off x="0" y="0"/>
-                      <a:ext cx="5400000" cy="5469231"/>
+                      <a:ext cx="3600000" cy="3646154"/>
                     </a:xfrm>
                     <a:prstGeom prst="rect"/>
                   </pic:spPr>
@@ -2410,7 +2436,8 @@
     </w:p>
     <w:p>
       <w:pPr>
-        <w:spacing w:before="0" w:after="100"/>
+        <w:keepLines/>
+        <w:spacing w:before="0" w:after="120" w:line="240" w:lineRule="auto"/>
         <w:jc w:val="center"/>
       </w:pPr>
       <w:r>
@@ -2477,13 +2504,15 @@
     </w:p>
     <w:p>
       <w:pPr>
-        <w:spacing w:before="60" w:after="20"/>
+        <w:keepNext/>
+        <w:keepLines/>
+        <w:spacing w:before="40" w:after="0" w:line="240" w:lineRule="auto"/>
         <w:jc w:val="center"/>
       </w:pPr>
       <w:r>
         <w:drawing>
           <wp:inline xmlns:a="http://schemas.openxmlformats.org/drawingml/2006/main" xmlns:pic="http://schemas.openxmlformats.org/drawingml/2006/picture">
-            <wp:extent cx="5400000" cy="5346459"/>
+            <wp:extent cx="3600000" cy="3564306"/>
             <wp:docPr id="1260220712" name="Picture 1260220712"/>
             <wp:cNvGraphicFramePr>
               <a:graphicFrameLocks noChangeAspect="1"/>
@@ -2504,7 +2533,7 @@
                   <pic:spPr>
                     <a:xfrm>
                       <a:off x="0" y="0"/>
-                      <a:ext cx="5400000" cy="5346459"/>
+                      <a:ext cx="3600000" cy="3564306"/>
                     </a:xfrm>
                     <a:prstGeom prst="rect"/>
                   </pic:spPr>
@@ -2517,7 +2546,8 @@
     </w:p>
     <w:p>
       <w:pPr>
-        <w:spacing w:before="0" w:after="100"/>
+        <w:keepLines/>
+        <w:spacing w:before="0" w:after="120" w:line="240" w:lineRule="auto"/>
         <w:jc w:val="center"/>
       </w:pPr>
       <w:r>
@@ -2571,13 +2601,15 @@
     </w:p>
     <w:p>
       <w:pPr>
-        <w:spacing w:before="60" w:after="20"/>
+        <w:keepNext/>
+        <w:keepLines/>
+        <w:spacing w:before="40" w:after="0" w:line="240" w:lineRule="auto"/>
         <w:jc w:val="center"/>
       </w:pPr>
       <w:r>
         <w:drawing>
           <wp:inline xmlns:a="http://schemas.openxmlformats.org/drawingml/2006/main" xmlns:pic="http://schemas.openxmlformats.org/drawingml/2006/picture">
-            <wp:extent cx="5400000" cy="3558382"/>
+            <wp:extent cx="3600000" cy="2372254"/>
             <wp:docPr id="1260220713" name="Picture 1260220713"/>
             <wp:cNvGraphicFramePr>
               <a:graphicFrameLocks noChangeAspect="1"/>
@@ -2598,7 +2630,7 @@
                   <pic:spPr>
                     <a:xfrm>
                       <a:off x="0" y="0"/>
-                      <a:ext cx="5400000" cy="3558382"/>
+                      <a:ext cx="3600000" cy="2372254"/>
                     </a:xfrm>
                     <a:prstGeom prst="rect"/>
                   </pic:spPr>
@@ -2611,7 +2643,8 @@
     </w:p>
     <w:p>
       <w:pPr>
-        <w:spacing w:before="0" w:after="100"/>
+        <w:keepLines/>
+        <w:spacing w:before="0" w:after="120" w:line="240" w:lineRule="auto"/>
         <w:jc w:val="center"/>
       </w:pPr>
       <w:r>
@@ -2626,13 +2659,15 @@
     </w:p>
     <w:p>
       <w:pPr>
-        <w:spacing w:before="60" w:after="20"/>
+        <w:keepNext/>
+        <w:keepLines/>
+        <w:spacing w:before="40" w:after="0" w:line="240" w:lineRule="auto"/>
         <w:jc w:val="center"/>
       </w:pPr>
       <w:r>
         <w:drawing>
           <wp:inline xmlns:a="http://schemas.openxmlformats.org/drawingml/2006/main" xmlns:pic="http://schemas.openxmlformats.org/drawingml/2006/picture">
-            <wp:extent cx="5400000" cy="2406522"/>
+            <wp:extent cx="3600000" cy="1604348"/>
             <wp:docPr id="1260220714" name="Picture 1260220714"/>
             <wp:cNvGraphicFramePr>
               <a:graphicFrameLocks noChangeAspect="1"/>
@@ -2653,7 +2688,7 @@
                   <pic:spPr>
                     <a:xfrm>
                       <a:off x="0" y="0"/>
-                      <a:ext cx="5400000" cy="2406522"/>
+                      <a:ext cx="3600000" cy="1604348"/>
                     </a:xfrm>
                     <a:prstGeom prst="rect"/>
                   </pic:spPr>
@@ -2666,7 +2701,8 @@
     </w:p>
     <w:p>
       <w:pPr>
-        <w:spacing w:before="0" w:after="100"/>
+        <w:keepLines/>
+        <w:spacing w:before="0" w:after="120" w:line="240" w:lineRule="auto"/>
         <w:jc w:val="center"/>
       </w:pPr>
       <w:r>
@@ -2733,13 +2769,15 @@
     </w:p>
     <w:p>
       <w:pPr>
-        <w:spacing w:before="60" w:after="20"/>
+        <w:keepNext/>
+        <w:keepLines/>
+        <w:spacing w:before="40" w:after="0" w:line="240" w:lineRule="auto"/>
         <w:jc w:val="center"/>
       </w:pPr>
       <w:r>
         <w:drawing>
           <wp:inline xmlns:a="http://schemas.openxmlformats.org/drawingml/2006/main" xmlns:pic="http://schemas.openxmlformats.org/drawingml/2006/picture">
-            <wp:extent cx="5400000" cy="3165517"/>
+            <wp:extent cx="3600000" cy="2110345"/>
             <wp:docPr id="1260220715" name="Picture 1260220715"/>
             <wp:cNvGraphicFramePr>
               <a:graphicFrameLocks noChangeAspect="1"/>
@@ -2760,7 +2798,7 @@
                   <pic:spPr>
                     <a:xfrm>
                       <a:off x="0" y="0"/>
-                      <a:ext cx="5400000" cy="3165517"/>
+                      <a:ext cx="3600000" cy="2110345"/>
                     </a:xfrm>
                     <a:prstGeom prst="rect"/>
                   </pic:spPr>
@@ -2773,7 +2811,8 @@
     </w:p>
     <w:p>
       <w:pPr>
-        <w:spacing w:before="0" w:after="100"/>
+        <w:keepLines/>
+        <w:spacing w:before="0" w:after="120" w:line="240" w:lineRule="auto"/>
         <w:jc w:val="center"/>
       </w:pPr>
       <w:r>
@@ -2788,13 +2827,15 @@
     </w:p>
     <w:p>
       <w:pPr>
-        <w:spacing w:before="60" w:after="20"/>
+        <w:keepNext/>
+        <w:keepLines/>
+        <w:spacing w:before="40" w:after="0" w:line="240" w:lineRule="auto"/>
         <w:jc w:val="center"/>
       </w:pPr>
       <w:r>
         <w:drawing>
           <wp:inline xmlns:a="http://schemas.openxmlformats.org/drawingml/2006/main" xmlns:pic="http://schemas.openxmlformats.org/drawingml/2006/picture">
-            <wp:extent cx="5400000" cy="3018898"/>
+            <wp:extent cx="3600000" cy="2012598"/>
             <wp:docPr id="1260220716" name="Picture 1260220716"/>
             <wp:cNvGraphicFramePr>
               <a:graphicFrameLocks noChangeAspect="1"/>
@@ -2815,7 +2856,7 @@
                   <pic:spPr>
                     <a:xfrm>
                       <a:off x="0" y="0"/>
-                      <a:ext cx="5400000" cy="3018898"/>
+                      <a:ext cx="3600000" cy="2012598"/>
                     </a:xfrm>
                     <a:prstGeom prst="rect"/>
                   </pic:spPr>
@@ -2828,7 +2869,8 @@
     </w:p>
     <w:p>
       <w:pPr>
-        <w:spacing w:before="0" w:after="100"/>
+        <w:keepLines/>
+        <w:spacing w:before="0" w:after="120" w:line="240" w:lineRule="auto"/>
         <w:jc w:val="center"/>
       </w:pPr>
       <w:r>
@@ -2869,13 +2911,15 @@
     </w:p>
     <w:p>
       <w:pPr>
-        <w:spacing w:before="60" w:after="20"/>
+        <w:keepNext/>
+        <w:keepLines/>
+        <w:spacing w:before="40" w:after="0" w:line="240" w:lineRule="auto"/>
         <w:jc w:val="center"/>
       </w:pPr>
       <w:r>
         <w:drawing>
           <wp:inline xmlns:a="http://schemas.openxmlformats.org/drawingml/2006/main" xmlns:pic="http://schemas.openxmlformats.org/drawingml/2006/picture">
-            <wp:extent cx="5400000" cy="3154532"/>
+            <wp:extent cx="3600000" cy="2103022"/>
             <wp:docPr id="1260220717" name="Picture 1260220717"/>
             <wp:cNvGraphicFramePr>
               <a:graphicFrameLocks noChangeAspect="1"/>
@@ -2896,7 +2940,7 @@
                   <pic:spPr>
                     <a:xfrm>
                       <a:off x="0" y="0"/>
-                      <a:ext cx="5400000" cy="3154532"/>
+                      <a:ext cx="3600000" cy="2103022"/>
                     </a:xfrm>
                     <a:prstGeom prst="rect"/>
                   </pic:spPr>
@@ -2909,7 +2953,8 @@
     </w:p>
     <w:p>
       <w:pPr>
-        <w:spacing w:before="0" w:after="100"/>
+        <w:keepLines/>
+        <w:spacing w:before="0" w:after="120" w:line="240" w:lineRule="auto"/>
         <w:jc w:val="center"/>
       </w:pPr>
       <w:r>
@@ -2924,13 +2969,15 @@
     </w:p>
     <w:p>
       <w:pPr>
-        <w:spacing w:before="60" w:after="20"/>
+        <w:keepNext/>
+        <w:keepLines/>
+        <w:spacing w:before="40" w:after="0" w:line="240" w:lineRule="auto"/>
         <w:jc w:val="center"/>
       </w:pPr>
       <w:r>
         <w:drawing>
           <wp:inline xmlns:a="http://schemas.openxmlformats.org/drawingml/2006/main" xmlns:pic="http://schemas.openxmlformats.org/drawingml/2006/picture">
-            <wp:extent cx="5400000" cy="2991429"/>
+            <wp:extent cx="3600000" cy="1994286"/>
             <wp:docPr id="1260220718" name="Picture 1260220718"/>
             <wp:cNvGraphicFramePr>
               <a:graphicFrameLocks noChangeAspect="1"/>
@@ -2951,7 +2998,7 @@
                   <pic:spPr>
                     <a:xfrm>
                       <a:off x="0" y="0"/>
-                      <a:ext cx="5400000" cy="2991429"/>
+                      <a:ext cx="3600000" cy="1994286"/>
                     </a:xfrm>
                     <a:prstGeom prst="rect"/>
                   </pic:spPr>
@@ -2964,7 +3011,8 @@
     </w:p>
     <w:p>
       <w:pPr>
-        <w:spacing w:before="0" w:after="100"/>
+        <w:keepLines/>
+        <w:spacing w:before="0" w:after="120" w:line="240" w:lineRule="auto"/>
         <w:jc w:val="center"/>
       </w:pPr>
       <w:r>
@@ -3005,13 +3053,15 @@
     </w:p>
     <w:p>
       <w:pPr>
-        <w:spacing w:before="60" w:after="20"/>
+        <w:keepNext/>
+        <w:keepLines/>
+        <w:spacing w:before="40" w:after="0" w:line="240" w:lineRule="auto"/>
         <w:jc w:val="center"/>
       </w:pPr>
       <w:r>
         <w:drawing>
           <wp:inline xmlns:a="http://schemas.openxmlformats.org/drawingml/2006/main" xmlns:pic="http://schemas.openxmlformats.org/drawingml/2006/picture">
-            <wp:extent cx="5400000" cy="3780775"/>
+            <wp:extent cx="3600000" cy="2520516"/>
             <wp:docPr id="1260220719" name="Picture 1260220719"/>
             <wp:cNvGraphicFramePr>
               <a:graphicFrameLocks noChangeAspect="1"/>
@@ -3032,7 +3082,7 @@
                   <pic:spPr>
                     <a:xfrm>
                       <a:off x="0" y="0"/>
-                      <a:ext cx="5400000" cy="3780775"/>
+                      <a:ext cx="3600000" cy="2520516"/>
                     </a:xfrm>
                     <a:prstGeom prst="rect"/>
                   </pic:spPr>
@@ -3045,7 +3095,8 @@
     </w:p>
     <w:p>
       <w:pPr>
-        <w:spacing w:before="0" w:after="100"/>
+        <w:keepLines/>
+        <w:spacing w:before="0" w:after="120" w:line="240" w:lineRule="auto"/>
         <w:jc w:val="center"/>
       </w:pPr>
       <w:r>
@@ -3099,13 +3150,15 @@
     </w:p>
     <w:p>
       <w:pPr>
-        <w:spacing w:before="60" w:after="20"/>
+        <w:keepNext/>
+        <w:keepLines/>
+        <w:spacing w:before="40" w:after="0" w:line="240" w:lineRule="auto"/>
         <w:jc w:val="center"/>
       </w:pPr>
       <w:r>
         <w:drawing>
           <wp:inline xmlns:a="http://schemas.openxmlformats.org/drawingml/2006/main" xmlns:pic="http://schemas.openxmlformats.org/drawingml/2006/picture">
-            <wp:extent cx="5400000" cy="3289301"/>
+            <wp:extent cx="3600000" cy="2192867"/>
             <wp:docPr id="1260220720" name="Picture 1260220720"/>
             <wp:cNvGraphicFramePr>
               <a:graphicFrameLocks noChangeAspect="1"/>
@@ -3126,7 +3179,7 @@
                   <pic:spPr>
                     <a:xfrm>
                       <a:off x="0" y="0"/>
-                      <a:ext cx="5400000" cy="3289301"/>
+                      <a:ext cx="3600000" cy="2192867"/>
                     </a:xfrm>
                     <a:prstGeom prst="rect"/>
                   </pic:spPr>
@@ -3139,7 +3192,8 @@
     </w:p>
     <w:p>
       <w:pPr>
-        <w:spacing w:before="0" w:after="100"/>
+        <w:keepLines/>
+        <w:spacing w:before="0" w:after="120" w:line="240" w:lineRule="auto"/>
         <w:jc w:val="center"/>
       </w:pPr>
       <w:r>
@@ -3154,13 +3208,15 @@
     </w:p>
     <w:p>
       <w:pPr>
-        <w:spacing w:before="60" w:after="20"/>
+        <w:keepNext/>
+        <w:keepLines/>
+        <w:spacing w:before="40" w:after="0" w:line="240" w:lineRule="auto"/>
         <w:jc w:val="center"/>
       </w:pPr>
       <w:r>
         <w:drawing>
           <wp:inline xmlns:a="http://schemas.openxmlformats.org/drawingml/2006/main" xmlns:pic="http://schemas.openxmlformats.org/drawingml/2006/picture">
-            <wp:extent cx="5400000" cy="3201882"/>
+            <wp:extent cx="3600000" cy="2134588"/>
             <wp:docPr id="1260220721" name="Picture 1260220721"/>
             <wp:cNvGraphicFramePr>
               <a:graphicFrameLocks noChangeAspect="1"/>
@@ -3181,7 +3237,7 @@
                   <pic:spPr>
                     <a:xfrm>
                       <a:off x="0" y="0"/>
-                      <a:ext cx="5400000" cy="3201882"/>
+                      <a:ext cx="3600000" cy="2134588"/>
                     </a:xfrm>
                     <a:prstGeom prst="rect"/>
                   </pic:spPr>
@@ -3194,7 +3250,8 @@
     </w:p>
     <w:p>
       <w:pPr>
-        <w:spacing w:before="0" w:after="100"/>
+        <w:keepLines/>
+        <w:spacing w:before="0" w:after="120" w:line="240" w:lineRule="auto"/>
         <w:jc w:val="center"/>
       </w:pPr>
       <w:r>
@@ -3235,13 +3292,15 @@
     </w:p>
     <w:p>
       <w:pPr>
-        <w:spacing w:before="60" w:after="20"/>
+        <w:keepNext/>
+        <w:keepLines/>
+        <w:spacing w:before="40" w:after="0" w:line="240" w:lineRule="auto"/>
         <w:jc w:val="center"/>
       </w:pPr>
       <w:r>
         <w:drawing>
           <wp:inline xmlns:a="http://schemas.openxmlformats.org/drawingml/2006/main" xmlns:pic="http://schemas.openxmlformats.org/drawingml/2006/picture">
-            <wp:extent cx="5400000" cy="5476923"/>
+            <wp:extent cx="3600000" cy="3651282"/>
             <wp:docPr id="1260220722" name="Picture 1260220722"/>
             <wp:cNvGraphicFramePr>
               <a:graphicFrameLocks noChangeAspect="1"/>
@@ -3262,7 +3321,7 @@
                   <pic:spPr>
                     <a:xfrm>
                       <a:off x="0" y="0"/>
-                      <a:ext cx="5400000" cy="5476923"/>
+                      <a:ext cx="3600000" cy="3651282"/>
                     </a:xfrm>
                     <a:prstGeom prst="rect"/>
                   </pic:spPr>
@@ -3275,7 +3334,8 @@
     </w:p>
     <w:p>
       <w:pPr>
-        <w:spacing w:before="0" w:after="100"/>
+        <w:keepLines/>
+        <w:spacing w:before="0" w:after="120" w:line="240" w:lineRule="auto"/>
         <w:jc w:val="center"/>
       </w:pPr>
       <w:r>
@@ -3290,13 +3350,15 @@
     </w:p>
     <w:p>
       <w:pPr>
-        <w:spacing w:before="60" w:after="20"/>
+        <w:keepNext/>
+        <w:keepLines/>
+        <w:spacing w:before="40" w:after="0" w:line="240" w:lineRule="auto"/>
         <w:jc w:val="center"/>
       </w:pPr>
       <w:r>
         <w:drawing>
           <wp:inline xmlns:a="http://schemas.openxmlformats.org/drawingml/2006/main" xmlns:pic="http://schemas.openxmlformats.org/drawingml/2006/picture">
-            <wp:extent cx="5400000" cy="3650000"/>
+            <wp:extent cx="3600000" cy="2433333"/>
             <wp:docPr id="1260220723" name="Picture 1260220723"/>
             <wp:cNvGraphicFramePr>
               <a:graphicFrameLocks noChangeAspect="1"/>
@@ -3317,7 +3379,7 @@
                   <pic:spPr>
                     <a:xfrm>
                       <a:off x="0" y="0"/>
-                      <a:ext cx="5400000" cy="3650000"/>
+                      <a:ext cx="3600000" cy="2433333"/>
                     </a:xfrm>
                     <a:prstGeom prst="rect"/>
                   </pic:spPr>
@@ -3330,7 +3392,8 @@
     </w:p>
     <w:p>
       <w:pPr>
-        <w:spacing w:before="0" w:after="100"/>
+        <w:keepLines/>
+        <w:spacing w:before="0" w:after="120" w:line="240" w:lineRule="auto"/>
         <w:jc w:val="center"/>
       </w:pPr>
       <w:r>
@@ -3371,13 +3434,15 @@
     </w:p>
     <w:p>
       <w:pPr>
-        <w:spacing w:before="60" w:after="20"/>
+        <w:keepNext/>
+        <w:keepLines/>
+        <w:spacing w:before="40" w:after="0" w:line="240" w:lineRule="auto"/>
         <w:jc w:val="center"/>
       </w:pPr>
       <w:r>
         <w:drawing>
           <wp:inline xmlns:a="http://schemas.openxmlformats.org/drawingml/2006/main" xmlns:pic="http://schemas.openxmlformats.org/drawingml/2006/picture">
-            <wp:extent cx="5400000" cy="3503526"/>
+            <wp:extent cx="3600000" cy="2335684"/>
             <wp:docPr id="1260220724" name="Picture 1260220724"/>
             <wp:cNvGraphicFramePr>
               <a:graphicFrameLocks noChangeAspect="1"/>
@@ -3398,7 +3463,7 @@
                   <pic:spPr>
                     <a:xfrm>
                       <a:off x="0" y="0"/>
-                      <a:ext cx="5400000" cy="3503526"/>
+                      <a:ext cx="3600000" cy="2335684"/>
                     </a:xfrm>
                     <a:prstGeom prst="rect"/>
                   </pic:spPr>
@@ -3411,7 +3476,8 @@
     </w:p>
     <w:p>
       <w:pPr>
-        <w:spacing w:before="0" w:after="100"/>
+        <w:keepLines/>
+        <w:spacing w:before="0" w:after="120" w:line="240" w:lineRule="auto"/>
         <w:jc w:val="center"/>
       </w:pPr>
       <w:r>
